--- a/architecture/NYVORA-Architectural-Baseline-v1.0.1-corrected.docx
+++ b/architecture/NYVORA-Architectural-Baseline-v1.0.1-corrected.docx
@@ -15573,7 +15573,7 @@
                 <w:color w:val="1E252B"/>
                 <w:sz w:val="17"/>
               </w:rPr>
-              <w:t>NOT CLAIMED</w:t>
+              <w:t>CLAIMED — AB-0 PASS; protected main</w:t>
             </w:r>
           </w:p>
         </w:tc>
